--- a/S158_131/1.0.0/S-158_131_MHI_Validation_Checks_20260901.docx
+++ b/S158_131/1.0.0/S-158_131_MHI_Validation_Checks_20260901.docx
@@ -6895,51 +6895,10 @@
           <w:i/>
           <w:iCs/>
         </w:rPr>
-        <w:t>Data Product Interoperability Validation Checks, Edition</w:t>
-      </w:r>
-      <w:ins w:id="103" w:author="Raphael Malyankar" w:date="2026-09-30T01:08:00Z" w16du:dateUtc="2026-09-30T08:08:00Z">
-        <w:r>
-          <w:rPr>
-            <w:i/>
-            <w:iCs/>
-          </w:rPr>
-          <w:t>2</w:t>
-        </w:r>
-      </w:ins>
-      <w:del w:id="104" w:author="Raphael Malyankar" w:date="2026-09-30T01:08:00Z" w16du:dateUtc="2026-09-30T08:08:00Z">
-        <w:r>
-          <w:rPr>
-            <w:i/>
-            <w:iCs/>
-          </w:rPr>
-          <w:delText xml:space="preserve"> </w:delText>
-        </w:r>
-      </w:del>
-      <w:r>
-        <w:rPr>
-          <w:i/>
-          <w:iCs/>
-        </w:rPr>
-        <w:t>1.0.0</w:t>
-      </w:r>
-      <w:r>
-        <w:t xml:space="preserve">, </w:t>
-      </w:r>
-      <w:del w:id="105" w:author="Raphael Malyankar" w:date="2026-09-30T01:08:00Z" w16du:dateUtc="2026-09-30T08:08:00Z">
-        <w:r>
-          <w:delText xml:space="preserve">February </w:delText>
-        </w:r>
-      </w:del>
-      <w:ins w:id="106" w:author="Raphael Malyankar" w:date="2026-09-30T01:08:00Z" w16du:dateUtc="2026-09-30T08:08:00Z">
-        <w:r>
-          <w:t>October</w:t>
-        </w:r>
-        <w:r>
-          <w:t xml:space="preserve"> </w:t>
-        </w:r>
-      </w:ins>
-      <w:r>
-        <w:t xml:space="preserve">2025. (Use the </w:t>
+        <w:t>Data Product Interoperability Validation Checks, Edition 1.0.0</w:t>
+      </w:r>
+      <w:r>
+        <w:t xml:space="preserve">, February 2025. (Use the </w:t>
       </w:r>
       <w:r>
         <w:t xml:space="preserve">most recent </w:t>
@@ -6986,12 +6945,12 @@
         <w:spacing w:before="120" w:after="200" w:line="240" w:lineRule="auto"/>
         <w:ind w:left="709" w:hanging="709"/>
       </w:pPr>
-      <w:bookmarkStart w:id="107" w:name="_Toc218113562"/>
-      <w:bookmarkStart w:id="108" w:name="_Toc412810741"/>
+      <w:bookmarkStart w:id="103" w:name="_Toc218113562"/>
+      <w:bookmarkStart w:id="104" w:name="_Toc412810741"/>
       <w:r>
         <w:t>Terms, definitions and abbreviations</w:t>
       </w:r>
-      <w:bookmarkEnd w:id="107"/>
+      <w:bookmarkEnd w:id="103"/>
     </w:p>
     <w:p>
       <w:pPr>
@@ -7004,13 +6963,13 @@
         <w:spacing w:before="120" w:after="120" w:line="240" w:lineRule="auto"/>
         <w:ind w:left="851" w:hanging="851"/>
       </w:pPr>
-      <w:bookmarkStart w:id="109" w:name="_Toc218113563"/>
-      <w:bookmarkStart w:id="110" w:name="_Toc412810743"/>
-      <w:bookmarkEnd w:id="108"/>
+      <w:bookmarkStart w:id="105" w:name="_Toc218113563"/>
+      <w:bookmarkStart w:id="106" w:name="_Toc412810743"/>
+      <w:bookmarkEnd w:id="104"/>
       <w:r>
         <w:t>Terms and definitions</w:t>
       </w:r>
-      <w:bookmarkEnd w:id="109"/>
+      <w:bookmarkEnd w:id="105"/>
     </w:p>
     <w:p>
       <w:r>
@@ -7490,15 +7449,15 @@
         <w:spacing w:before="120" w:after="120" w:line="240" w:lineRule="auto"/>
         <w:ind w:left="851" w:hanging="851"/>
       </w:pPr>
-      <w:bookmarkStart w:id="111" w:name="_Toc218113564"/>
-      <w:bookmarkStart w:id="112" w:name="_Toc412810744"/>
-      <w:bookmarkEnd w:id="110"/>
+      <w:bookmarkStart w:id="107" w:name="_Toc218113564"/>
+      <w:bookmarkStart w:id="108" w:name="_Toc412810744"/>
+      <w:bookmarkEnd w:id="106"/>
       <w:r>
         <w:t>Abbreviations</w:t>
       </w:r>
-      <w:bookmarkEnd w:id="111"/>
+      <w:bookmarkEnd w:id="107"/>
     </w:p>
-    <w:bookmarkEnd w:id="112"/>
+    <w:bookmarkEnd w:id="108"/>
     <w:p>
       <w:pPr>
         <w:spacing w:after="120" w:line="240" w:lineRule="auto"/>
@@ -7515,11 +7474,11 @@
         <w:pStyle w:val="Heading3"/>
         <w:spacing w:before="120" w:after="120" w:line="240" w:lineRule="auto"/>
       </w:pPr>
-      <w:bookmarkStart w:id="113" w:name="_Toc218113565"/>
+      <w:bookmarkStart w:id="109" w:name="_Toc218113565"/>
       <w:r>
         <w:t>Symbols</w:t>
       </w:r>
-      <w:bookmarkEnd w:id="113"/>
+      <w:bookmarkEnd w:id="109"/>
     </w:p>
     <w:p>
       <w:r>
@@ -7545,12 +7504,12 @@
         <w:spacing w:before="120" w:after="200" w:line="240" w:lineRule="auto"/>
         <w:ind w:left="709" w:hanging="709"/>
       </w:pPr>
-      <w:bookmarkStart w:id="114" w:name="_Toc218113566"/>
-      <w:bookmarkStart w:id="115" w:name="_Toc412810746"/>
+      <w:bookmarkStart w:id="110" w:name="_Toc218113566"/>
+      <w:bookmarkStart w:id="111" w:name="_Toc412810746"/>
       <w:r>
         <w:t>Use of language</w:t>
       </w:r>
-      <w:bookmarkEnd w:id="114"/>
+      <w:bookmarkEnd w:id="110"/>
     </w:p>
     <w:p>
       <w:pPr>
@@ -7657,11 +7616,11 @@
         <w:spacing w:before="120" w:after="200" w:line="240" w:lineRule="auto"/>
         <w:ind w:left="709" w:hanging="709"/>
       </w:pPr>
-      <w:bookmarkStart w:id="116" w:name="_Toc218113567"/>
+      <w:bookmarkStart w:id="112" w:name="_Toc218113567"/>
       <w:r>
         <w:t>General description</w:t>
       </w:r>
-      <w:bookmarkEnd w:id="116"/>
+      <w:bookmarkEnd w:id="112"/>
     </w:p>
     <w:p>
       <w:r>
@@ -7686,7 +7645,7 @@
         <w:t xml:space="preserve"> and therefore no general information applicable to data products conforming to it.</w:t>
       </w:r>
     </w:p>
-    <w:bookmarkEnd w:id="115"/>
+    <w:bookmarkEnd w:id="111"/>
     <w:p>
       <w:pPr>
         <w:spacing w:after="120" w:line="240" w:lineRule="auto"/>
@@ -7704,12 +7663,12 @@
         <w:spacing w:before="120" w:after="200" w:line="240" w:lineRule="auto"/>
         <w:ind w:left="709" w:hanging="709"/>
       </w:pPr>
-      <w:bookmarkStart w:id="117" w:name="_Toc218113568"/>
-      <w:bookmarkStart w:id="118" w:name="_Toc412810747"/>
+      <w:bookmarkStart w:id="113" w:name="_Toc218113568"/>
+      <w:bookmarkStart w:id="114" w:name="_Toc412810747"/>
       <w:r>
         <w:t>Specification metadata and maintenance</w:t>
       </w:r>
-      <w:bookmarkEnd w:id="117"/>
+      <w:bookmarkEnd w:id="113"/>
     </w:p>
     <w:p>
       <w:pPr>
@@ -7722,12 +7681,12 @@
         <w:spacing w:before="120" w:after="120" w:line="240" w:lineRule="auto"/>
         <w:ind w:left="851" w:hanging="851"/>
       </w:pPr>
-      <w:bookmarkStart w:id="119" w:name="_Toc218113569"/>
-      <w:bookmarkEnd w:id="118"/>
+      <w:bookmarkStart w:id="115" w:name="_Toc218113569"/>
+      <w:bookmarkEnd w:id="114"/>
       <w:r>
         <w:t>Specification metadata</w:t>
       </w:r>
-      <w:bookmarkEnd w:id="119"/>
+      <w:bookmarkEnd w:id="115"/>
     </w:p>
     <w:p>
       <w:pPr>
@@ -7836,12 +7795,12 @@
       <w:r>
         <w:tab/>
       </w:r>
-      <w:ins w:id="120" w:author="Raphael Malyankar" w:date="2026-09-30T01:02:00Z" w16du:dateUtc="2026-09-30T08:02:00Z">
+      <w:ins w:id="116" w:author="Raphael Malyankar" w:date="2026-09-30T01:02:00Z" w16du:dateUtc="2026-09-30T08:02:00Z">
         <w:r>
           <w:t>September 2026</w:t>
         </w:r>
       </w:ins>
-      <w:del w:id="121" w:author="Raphael Malyankar" w:date="2026-09-30T01:02:00Z" w16du:dateUtc="2026-09-30T08:02:00Z">
+      <w:del w:id="117" w:author="Raphael Malyankar" w:date="2026-09-30T01:02:00Z" w16du:dateUtc="2026-09-30T08:02:00Z">
         <w:r>
           <w:delText>Dec</w:delText>
         </w:r>
@@ -8188,12 +8147,12 @@
         <w:spacing w:before="120" w:after="120" w:line="240" w:lineRule="auto"/>
         <w:ind w:left="851" w:hanging="851"/>
       </w:pPr>
-      <w:bookmarkStart w:id="122" w:name="_Toc218113570"/>
-      <w:bookmarkStart w:id="123" w:name="_Toc412810749"/>
+      <w:bookmarkStart w:id="118" w:name="_Toc218113570"/>
+      <w:bookmarkStart w:id="119" w:name="_Toc412810749"/>
       <w:r>
         <w:t>Specification maintenance</w:t>
       </w:r>
-      <w:bookmarkEnd w:id="122"/>
+      <w:bookmarkEnd w:id="118"/>
     </w:p>
     <w:p>
       <w:pPr>
@@ -8211,7 +8170,7 @@
         <w:t>Introduction</w:t>
       </w:r>
     </w:p>
-    <w:bookmarkEnd w:id="123"/>
+    <w:bookmarkEnd w:id="119"/>
     <w:p>
       <w:pPr>
         <w:spacing w:after="120" w:line="240" w:lineRule="auto"/>
@@ -8584,11 +8543,11 @@
         <w:spacing w:before="120" w:after="200" w:line="240" w:lineRule="auto"/>
         <w:ind w:left="567" w:hanging="567"/>
       </w:pPr>
-      <w:bookmarkStart w:id="124" w:name="_Toc218113571"/>
+      <w:bookmarkStart w:id="120" w:name="_Toc218113571"/>
       <w:r>
         <w:t>Check Structure</w:t>
       </w:r>
-      <w:bookmarkEnd w:id="124"/>
+      <w:bookmarkEnd w:id="120"/>
     </w:p>
     <w:p>
       <w:pPr>
@@ -9405,13 +9364,13 @@
         <w:spacing w:before="120" w:after="200" w:line="240" w:lineRule="auto"/>
         <w:ind w:left="567" w:hanging="567"/>
       </w:pPr>
-      <w:bookmarkStart w:id="125" w:name="_Ref172572327"/>
-      <w:bookmarkStart w:id="126" w:name="_Toc218113572"/>
+      <w:bookmarkStart w:id="121" w:name="_Ref172572327"/>
+      <w:bookmarkStart w:id="122" w:name="_Toc218113572"/>
       <w:r>
         <w:t>Check Syntax</w:t>
       </w:r>
-      <w:bookmarkEnd w:id="125"/>
-      <w:bookmarkEnd w:id="126"/>
+      <w:bookmarkEnd w:id="121"/>
+      <w:bookmarkEnd w:id="122"/>
     </w:p>
     <w:p>
       <w:pPr>
@@ -9430,13 +9389,13 @@
         <w:spacing w:before="120" w:after="200" w:line="240" w:lineRule="auto"/>
         <w:ind w:left="567" w:hanging="567"/>
       </w:pPr>
-      <w:bookmarkStart w:id="127" w:name="_Ref179908070"/>
-      <w:bookmarkStart w:id="128" w:name="_Toc218113573"/>
+      <w:bookmarkStart w:id="123" w:name="_Ref179908070"/>
+      <w:bookmarkStart w:id="124" w:name="_Toc218113573"/>
       <w:r>
         <w:t>Organisation</w:t>
       </w:r>
-      <w:bookmarkEnd w:id="127"/>
-      <w:bookmarkEnd w:id="128"/>
+      <w:bookmarkEnd w:id="123"/>
+      <w:bookmarkEnd w:id="124"/>
     </w:p>
     <w:p>
       <w:pPr>
@@ -9484,15 +9443,15 @@
         <w:spacing w:before="120" w:after="200" w:line="240" w:lineRule="auto"/>
         <w:ind w:left="567" w:hanging="567"/>
       </w:pPr>
-      <w:bookmarkStart w:id="129" w:name="_Toc180964503"/>
-      <w:bookmarkStart w:id="130" w:name="_Toc179220192"/>
-      <w:bookmarkStart w:id="131" w:name="_Toc218113574"/>
-      <w:bookmarkEnd w:id="129"/>
+      <w:bookmarkStart w:id="125" w:name="_Toc180964503"/>
+      <w:bookmarkStart w:id="126" w:name="_Toc179220192"/>
+      <w:bookmarkStart w:id="127" w:name="_Toc218113574"/>
+      <w:bookmarkEnd w:id="125"/>
       <w:r>
         <w:t>Other Applicable Checks</w:t>
       </w:r>
-      <w:bookmarkEnd w:id="130"/>
-      <w:bookmarkEnd w:id="131"/>
+      <w:bookmarkEnd w:id="126"/>
+      <w:bookmarkEnd w:id="127"/>
     </w:p>
     <w:p>
       <w:pPr>
@@ -9503,13 +9462,13 @@
         <w:spacing w:before="120" w:after="200" w:line="240" w:lineRule="auto"/>
         <w:ind w:left="709" w:hanging="709"/>
       </w:pPr>
-      <w:bookmarkStart w:id="132" w:name="_Toc179220193"/>
-      <w:bookmarkStart w:id="133" w:name="_Toc218113575"/>
+      <w:bookmarkStart w:id="128" w:name="_Toc179220193"/>
+      <w:bookmarkStart w:id="129" w:name="_Toc218113575"/>
       <w:r>
         <w:t>Generic S-100 checks</w:t>
       </w:r>
-      <w:bookmarkEnd w:id="132"/>
-      <w:bookmarkEnd w:id="133"/>
+      <w:bookmarkEnd w:id="128"/>
+      <w:bookmarkEnd w:id="129"/>
     </w:p>
     <w:p>
       <w:pPr>
@@ -10685,13 +10644,13 @@
         <w:spacing w:before="120" w:after="200" w:line="240" w:lineRule="auto"/>
         <w:ind w:left="709" w:hanging="709"/>
       </w:pPr>
-      <w:bookmarkStart w:id="134" w:name="_Toc179220194"/>
-      <w:bookmarkStart w:id="135" w:name="_Toc218113576"/>
+      <w:bookmarkStart w:id="130" w:name="_Toc179220194"/>
+      <w:bookmarkStart w:id="131" w:name="_Toc218113576"/>
       <w:r>
         <w:t>Interoperability checks</w:t>
       </w:r>
-      <w:bookmarkEnd w:id="134"/>
-      <w:bookmarkEnd w:id="135"/>
+      <w:bookmarkEnd w:id="130"/>
+      <w:bookmarkEnd w:id="131"/>
     </w:p>
     <w:p>
       <w:pPr>
@@ -10778,11 +10737,11 @@
         <w:spacing w:before="120" w:after="200" w:line="240" w:lineRule="auto"/>
         <w:ind w:left="709" w:hanging="709"/>
       </w:pPr>
-      <w:bookmarkStart w:id="136" w:name="_Toc218113577"/>
+      <w:bookmarkStart w:id="132" w:name="_Toc218113577"/>
       <w:r>
         <w:t>Check messages</w:t>
       </w:r>
-      <w:bookmarkEnd w:id="136"/>
+      <w:bookmarkEnd w:id="132"/>
     </w:p>
     <w:p>
       <w:pPr>
@@ -10812,14 +10771,14 @@
         <w:spacing w:before="120" w:after="200" w:line="240" w:lineRule="auto"/>
         <w:ind w:left="567" w:hanging="567"/>
       </w:pPr>
-      <w:bookmarkStart w:id="137" w:name="_Toc218113578"/>
+      <w:bookmarkStart w:id="133" w:name="_Toc218113578"/>
       <w:r>
         <w:t>Check Application Sequence</w:t>
       </w:r>
       <w:r>
         <w:t xml:space="preserve"> (informative)</w:t>
       </w:r>
-      <w:bookmarkEnd w:id="137"/>
+      <w:bookmarkEnd w:id="133"/>
     </w:p>
     <w:p>
       <w:pPr>
@@ -11342,13 +11301,13 @@
         <w:spacing w:before="120" w:after="200" w:line="240" w:lineRule="auto"/>
         <w:ind w:left="567" w:hanging="567"/>
       </w:pPr>
-      <w:bookmarkStart w:id="138" w:name="_Ref172572049"/>
-      <w:bookmarkStart w:id="139" w:name="_Toc218113579"/>
+      <w:bookmarkStart w:id="134" w:name="_Ref172572049"/>
+      <w:bookmarkStart w:id="135" w:name="_Toc218113579"/>
       <w:r>
         <w:t>Check Classification</w:t>
       </w:r>
-      <w:bookmarkEnd w:id="138"/>
-      <w:bookmarkEnd w:id="139"/>
+      <w:bookmarkEnd w:id="134"/>
+      <w:bookmarkEnd w:id="135"/>
     </w:p>
     <w:p>
       <w:pPr>
@@ -11756,13 +11715,13 @@
         <w:spacing w:before="120" w:after="200" w:line="240" w:lineRule="auto"/>
         <w:ind w:left="567" w:hanging="567"/>
       </w:pPr>
-      <w:bookmarkStart w:id="140" w:name="_Ref172575919"/>
-      <w:bookmarkStart w:id="141" w:name="_Toc218113580"/>
+      <w:bookmarkStart w:id="136" w:name="_Ref172575919"/>
+      <w:bookmarkStart w:id="137" w:name="_Toc218113580"/>
       <w:r>
         <w:t>Geometry and Spatial Operators</w:t>
       </w:r>
-      <w:bookmarkEnd w:id="140"/>
-      <w:bookmarkEnd w:id="141"/>
+      <w:bookmarkEnd w:id="136"/>
+      <w:bookmarkEnd w:id="137"/>
     </w:p>
     <w:p>
       <w:pPr>
@@ -11847,15 +11806,15 @@
         <w:spacing w:before="120" w:after="200" w:line="240" w:lineRule="auto"/>
         <w:ind w:left="567" w:hanging="567"/>
       </w:pPr>
-      <w:bookmarkStart w:id="142" w:name="_Ref179553447"/>
-      <w:bookmarkStart w:id="143" w:name="_Ref179553442"/>
-      <w:bookmarkStart w:id="144" w:name="_Toc218113581"/>
+      <w:bookmarkStart w:id="138" w:name="_Ref179553447"/>
+      <w:bookmarkStart w:id="139" w:name="_Ref179553442"/>
+      <w:bookmarkStart w:id="140" w:name="_Toc218113581"/>
       <w:r>
         <w:t>Other Components of this Specification</w:t>
       </w:r>
-      <w:bookmarkEnd w:id="142"/>
-      <w:bookmarkEnd w:id="143"/>
-      <w:bookmarkEnd w:id="144"/>
+      <w:bookmarkEnd w:id="138"/>
+      <w:bookmarkEnd w:id="139"/>
+      <w:bookmarkEnd w:id="140"/>
     </w:p>
     <w:p>
       <w:pPr>
@@ -11882,7 +11841,7 @@
       <w:r>
         <w:t xml:space="preserve"> validation checks named S</w:t>
       </w:r>
-      <w:ins w:id="145" w:author="Raphael Malyankar" w:date="2026-09-30T01:03:00Z" w16du:dateUtc="2026-09-30T08:03:00Z">
+      <w:ins w:id="141" w:author="Raphael Malyankar" w:date="2026-09-30T01:03:00Z" w16du:dateUtc="2026-09-30T08:03:00Z">
         <w:r>
           <w:t>-</w:t>
         </w:r>
@@ -12227,7 +12186,7 @@
       </w:rPr>
       <w:tab/>
     </w:r>
-    <w:ins w:id="146" w:author="Raphael Malyankar" w:date="2026-09-30T00:58:00Z" w16du:dateUtc="2026-09-30T07:58:00Z">
+    <w:ins w:id="142" w:author="Raphael Malyankar" w:date="2026-09-30T00:58:00Z" w16du:dateUtc="2026-09-30T07:58:00Z">
       <w:r>
         <w:rPr>
           <w:rFonts w:cs="Arial"/>
@@ -12236,7 +12195,7 @@
         <w:t>September 2026</w:t>
       </w:r>
     </w:ins>
-    <w:del w:id="147" w:author="Raphael Malyankar" w:date="2026-09-30T00:58:00Z" w16du:dateUtc="2026-09-30T07:58:00Z">
+    <w:del w:id="143" w:author="Raphael Malyankar" w:date="2026-09-30T00:58:00Z" w16du:dateUtc="2026-09-30T07:58:00Z">
       <w:r>
         <w:rPr>
           <w:rFonts w:cs="Arial"/>
@@ -12327,7 +12286,7 @@
       </w:rPr>
       <w:tab/>
     </w:r>
-    <w:ins w:id="148" w:author="Raphael Malyankar" w:date="2026-09-30T00:58:00Z" w16du:dateUtc="2026-09-30T07:58:00Z">
+    <w:ins w:id="144" w:author="Raphael Malyankar" w:date="2026-09-30T00:58:00Z" w16du:dateUtc="2026-09-30T07:58:00Z">
       <w:r>
         <w:rPr>
           <w:rFonts w:cs="Arial"/>
@@ -12336,7 +12295,7 @@
         <w:t>September 2026</w:t>
       </w:r>
     </w:ins>
-    <w:del w:id="149" w:author="Raphael Malyankar" w:date="2026-09-30T00:58:00Z" w16du:dateUtc="2026-09-30T07:58:00Z">
+    <w:del w:id="145" w:author="Raphael Malyankar" w:date="2026-09-30T00:58:00Z" w16du:dateUtc="2026-09-30T07:58:00Z">
       <w:r>
         <w:rPr>
           <w:rFonts w:cs="Arial"/>
